--- a/docs/Presentacion-ACACHETE-Logistics.docx
+++ b/docs/Presentacion-ACACHETE-Logistics.docx
@@ -2753,7 +2753,47 @@
                 <w:sz w:val="20"/>
                 <w:szCs w:val="20"/>
               </w:rPr>
-              <w:t>El piloto sale con todo su slot. Los pedidos se ordenan del más cercano al más lejano, con acceso directo a Google Maps y Waze.</w:t>
+              <w:t xml:space="preserve">El piloto sale con todo su slot. Los pedidos se ordenan del más cercano al más lejano, con acceso directo a Google </w:t>
+            </w:r>
+            <w:proofErr w:type="spellStart"/>
+            <w:r>
+              <w:rPr>
+                <w:rFonts w:ascii="Calibri" w:eastAsia="Times New Roman" w:hAnsi="Calibri" w:cs="Calibri"/>
+                <w:color w:val="1F2933"/>
+                <w:sz w:val="20"/>
+                <w:szCs w:val="20"/>
+              </w:rPr>
+              <w:t>Maps</w:t>
+            </w:r>
+            <w:proofErr w:type="spellEnd"/>
+            <w:r>
+              <w:rPr>
+                <w:rFonts w:ascii="Calibri" w:eastAsia="Times New Roman" w:hAnsi="Calibri" w:cs="Calibri"/>
+                <w:color w:val="1F2933"/>
+                <w:sz w:val="20"/>
+                <w:szCs w:val="20"/>
+              </w:rPr>
+              <w:t xml:space="preserve"> y </w:t>
+            </w:r>
+            <w:proofErr w:type="spellStart"/>
+            <w:r>
+              <w:rPr>
+                <w:rFonts w:ascii="Calibri" w:eastAsia="Times New Roman" w:hAnsi="Calibri" w:cs="Calibri"/>
+                <w:color w:val="1F2933"/>
+                <w:sz w:val="20"/>
+                <w:szCs w:val="20"/>
+              </w:rPr>
+              <w:t>Waze</w:t>
+            </w:r>
+            <w:proofErr w:type="spellEnd"/>
+            <w:r>
+              <w:rPr>
+                <w:rFonts w:ascii="Calibri" w:eastAsia="Times New Roman" w:hAnsi="Calibri" w:cs="Calibri"/>
+                <w:color w:val="1F2933"/>
+                <w:sz w:val="20"/>
+                <w:szCs w:val="20"/>
+              </w:rPr>
+              <w:t>.</w:t>
             </w:r>
           </w:p>
         </w:tc>
@@ -3514,6 +3554,7 @@
                 <w:szCs w:val="20"/>
               </w:rPr>
             </w:pPr>
+            <w:proofErr w:type="spellStart"/>
             <w:r>
               <w:rPr>
                 <w:rFonts w:ascii="Calibri" w:eastAsia="Times New Roman" w:hAnsi="Calibri" w:cs="Calibri"/>
@@ -3525,6 +3566,7 @@
               </w:rPr>
               <w:t>Cotizador</w:t>
             </w:r>
+            <w:proofErr w:type="spellEnd"/>
           </w:p>
         </w:tc>
         <w:tc>
@@ -3685,7 +3727,6 @@
                 <w:sz w:val="20"/>
                 <w:szCs w:val="20"/>
               </w:rPr>
-              <w:lastRenderedPageBreak/>
               <w:t>QR del pedido para el cliente</w:t>
             </w:r>
           </w:p>
@@ -4294,6 +4335,7 @@
                 <w:sz w:val="20"/>
                 <w:szCs w:val="20"/>
               </w:rPr>
+              <w:lastRenderedPageBreak/>
               <w:t>Mi ruta (piloto)</w:t>
             </w:r>
           </w:p>
@@ -4331,7 +4373,47 @@
                 <w:sz w:val="20"/>
                 <w:szCs w:val="20"/>
               </w:rPr>
-              <w:t>El piloto ve sus pedidos ordenados del más cercano al más lejano, con navegación por Google Maps o Waze, y su avance del día.</w:t>
+              <w:t xml:space="preserve">El piloto ve sus pedidos ordenados del más cercano al más lejano, con navegación por Google </w:t>
+            </w:r>
+            <w:proofErr w:type="spellStart"/>
+            <w:r>
+              <w:rPr>
+                <w:rFonts w:ascii="Calibri" w:eastAsia="Times New Roman" w:hAnsi="Calibri" w:cs="Calibri"/>
+                <w:color w:val="1F2933"/>
+                <w:sz w:val="20"/>
+                <w:szCs w:val="20"/>
+              </w:rPr>
+              <w:t>Maps</w:t>
+            </w:r>
+            <w:proofErr w:type="spellEnd"/>
+            <w:r>
+              <w:rPr>
+                <w:rFonts w:ascii="Calibri" w:eastAsia="Times New Roman" w:hAnsi="Calibri" w:cs="Calibri"/>
+                <w:color w:val="1F2933"/>
+                <w:sz w:val="20"/>
+                <w:szCs w:val="20"/>
+              </w:rPr>
+              <w:t xml:space="preserve"> o </w:t>
+            </w:r>
+            <w:proofErr w:type="spellStart"/>
+            <w:r>
+              <w:rPr>
+                <w:rFonts w:ascii="Calibri" w:eastAsia="Times New Roman" w:hAnsi="Calibri" w:cs="Calibri"/>
+                <w:color w:val="1F2933"/>
+                <w:sz w:val="20"/>
+                <w:szCs w:val="20"/>
+              </w:rPr>
+              <w:t>Waze</w:t>
+            </w:r>
+            <w:proofErr w:type="spellEnd"/>
+            <w:r>
+              <w:rPr>
+                <w:rFonts w:ascii="Calibri" w:eastAsia="Times New Roman" w:hAnsi="Calibri" w:cs="Calibri"/>
+                <w:color w:val="1F2933"/>
+                <w:sz w:val="20"/>
+                <w:szCs w:val="20"/>
+              </w:rPr>
+              <w:t>, y su avance del día.</w:t>
             </w:r>
           </w:p>
         </w:tc>
@@ -4821,7 +4903,6 @@
                 <w:sz w:val="20"/>
                 <w:szCs w:val="20"/>
               </w:rPr>
-              <w:lastRenderedPageBreak/>
               <w:t>Evidencia fotográfica</w:t>
             </w:r>
           </w:p>
@@ -4859,7 +4940,27 @@
                 <w:sz w:val="20"/>
                 <w:szCs w:val="20"/>
               </w:rPr>
-              <w:t>Fotos de la carga, de la entrega y del comprobante de pago (efectivo, voucher o SINPE Móvil), hasta seis por paso. Se comprimen solas para ahorrar datos móviles.</w:t>
+              <w:t xml:space="preserve">Fotos de la carga, de la entrega y del comprobante de pago (efectivo, </w:t>
+            </w:r>
+            <w:proofErr w:type="spellStart"/>
+            <w:r>
+              <w:rPr>
+                <w:rFonts w:ascii="Calibri" w:eastAsia="Times New Roman" w:hAnsi="Calibri" w:cs="Calibri"/>
+                <w:color w:val="1F2933"/>
+                <w:sz w:val="20"/>
+                <w:szCs w:val="20"/>
+              </w:rPr>
+              <w:t>voucher</w:t>
+            </w:r>
+            <w:proofErr w:type="spellEnd"/>
+            <w:r>
+              <w:rPr>
+                <w:rFonts w:ascii="Calibri" w:eastAsia="Times New Roman" w:hAnsi="Calibri" w:cs="Calibri"/>
+                <w:color w:val="1F2933"/>
+                <w:sz w:val="20"/>
+                <w:szCs w:val="20"/>
+              </w:rPr>
+              <w:t xml:space="preserve"> o SINPE Móvil), hasta seis por paso. Se comprimen solas para ahorrar datos móviles.</w:t>
             </w:r>
           </w:p>
         </w:tc>
@@ -5637,16 +5738,35 @@
     </w:tbl>
     <w:p>
       <w:pPr>
+        <w:rPr>
+          <w:rFonts w:ascii="Calibri" w:eastAsia="Times New Roman" w:hAnsi="Calibri" w:cs="Calibri"/>
+          <w:b/>
+          <w:bCs/>
+          <w:color w:val="13294B"/>
+          <w:sz w:val="30"/>
+          <w:szCs w:val="30"/>
+        </w:rPr>
+      </w:pPr>
+      <w:bookmarkStart w:id="3" w:name="_Toc242858820"/>
+      <w:r>
+        <w:rPr>
+          <w:rFonts w:ascii="Calibri" w:eastAsia="Times New Roman" w:hAnsi="Calibri" w:cs="Calibri"/>
+        </w:rPr>
+        <w:br w:type="page"/>
+      </w:r>
+    </w:p>
+    <w:p>
+      <w:pPr>
         <w:pStyle w:val="Ttulo2"/>
         <w:rPr>
           <w:rFonts w:ascii="Calibri" w:eastAsia="Times New Roman" w:hAnsi="Calibri" w:cs="Calibri"/>
         </w:rPr>
       </w:pPr>
-      <w:bookmarkStart w:id="3" w:name="_Toc242858820"/>
-      <w:r>
-        <w:rPr>
-          <w:rFonts w:ascii="Calibri" w:eastAsia="Times New Roman" w:hAnsi="Calibri" w:cs="Calibri"/>
-        </w:rPr>
+      <w:r>
+        <w:rPr>
+          <w:rFonts w:ascii="Calibri" w:eastAsia="Times New Roman" w:hAnsi="Calibri" w:cs="Calibri"/>
+        </w:rPr>
+        <w:lastRenderedPageBreak/>
         <w:t>4. Módulos especializados</w:t>
       </w:r>
       <w:bookmarkEnd w:id="3"/>
@@ -5752,16 +5872,7 @@
           <w:sz w:val="22"/>
           <w:szCs w:val="22"/>
         </w:rPr>
-        <w:t xml:space="preserve"> </w:t>
-      </w:r>
-      <w:r>
-        <w:rPr>
-          <w:rFonts w:ascii="Calibri" w:eastAsia="Times New Roman" w:hAnsi="Calibri" w:cs="Calibri"/>
-          <w:color w:val="1F2933"/>
-          <w:sz w:val="22"/>
-          <w:szCs w:val="22"/>
-        </w:rPr>
-        <w:t>pedidos con productos y cantidades; el sistema solo permite registrar lo que hay disponible en la bodega del día de la ruta, y descuenta lo ya comprometido en otros pedidos.</w:t>
+        <w:t xml:space="preserve"> pedidos con productos y cantidades; el sistema solo permite registrar lo que hay disponible en la bodega del día de la ruta, y descuenta lo ya comprometido en otros pedidos.</w:t>
       </w:r>
     </w:p>
     <w:p>
@@ -5787,7 +5898,6 @@
           <w:sz w:val="22"/>
           <w:szCs w:val="22"/>
         </w:rPr>
-        <w:lastRenderedPageBreak/>
         <w:t>Bodega del día por ruta:</w:t>
       </w:r>
       <w:r>
@@ -6259,6 +6369,40 @@
         </w:rPr>
         <w:t>El sistema adapta su vocabulario: por ejemplo, una empresa de transporte ve «viajes» y «conductores» en lugar de «pedidos» y «pilotos».</w:t>
       </w:r>
+    </w:p>
+    <w:p>
+      <w:pPr>
+        <w:rPr>
+          <w:rFonts w:ascii="Calibri" w:eastAsia="Times New Roman" w:hAnsi="Calibri" w:cs="Calibri"/>
+          <w:color w:val="1F2933"/>
+          <w:sz w:val="22"/>
+          <w:szCs w:val="22"/>
+        </w:rPr>
+      </w:pPr>
+      <w:r>
+        <w:rPr>
+          <w:rFonts w:ascii="Calibri" w:eastAsia="Times New Roman" w:hAnsi="Calibri" w:cs="Calibri"/>
+          <w:color w:val="1F2933"/>
+          <w:sz w:val="22"/>
+          <w:szCs w:val="22"/>
+        </w:rPr>
+        <w:br w:type="page"/>
+      </w:r>
+    </w:p>
+    <w:p>
+      <w:pPr>
+        <w:numPr>
+          <w:ilvl w:val="0"/>
+          <w:numId w:val="3"/>
+        </w:numPr>
+        <w:spacing w:before="40" w:after="40"/>
+        <w:rPr>
+          <w:rFonts w:ascii="Calibri" w:eastAsia="Times New Roman" w:hAnsi="Calibri" w:cs="Calibri"/>
+          <w:color w:val="1F2933"/>
+          <w:sz w:val="22"/>
+          <w:szCs w:val="22"/>
+        </w:rPr>
+      </w:pPr>
     </w:p>
     <w:p>
       <w:pPr>
@@ -6704,16 +6848,7 @@
                 <w:sz w:val="20"/>
                 <w:szCs w:val="20"/>
               </w:rPr>
-              <w:t xml:space="preserve">Recepción en bodega, punto de partida y de entrega en </w:t>
-            </w:r>
-            <w:r>
-              <w:rPr>
-                <w:rFonts w:ascii="Calibri" w:eastAsia="Times New Roman" w:hAnsi="Calibri" w:cs="Calibri"/>
-                <w:color w:val="1F2933"/>
-                <w:sz w:val="20"/>
-                <w:szCs w:val="20"/>
-              </w:rPr>
-              <w:t>el mapa, tamaños de bulto, tarifa por peso y kilómetro, solicitudes de envío de los clientes y trazabilidad completa.</w:t>
+              <w:t>Recepción en bodega, punto de partida y de entrega en el mapa, tamaños de bulto, tarifa por peso y kilómetro, solicitudes de envío de los clientes y trazabilidad completa.</w:t>
             </w:r>
           </w:p>
         </w:tc>
@@ -6760,7 +6895,6 @@
                 <w:sz w:val="20"/>
                 <w:szCs w:val="20"/>
               </w:rPr>
-              <w:lastRenderedPageBreak/>
               <w:t>Distribuidoras (consumo masivo, bebidas y licores)</w:t>
             </w:r>
           </w:p>
@@ -7206,16 +7340,35 @@
     </w:tbl>
     <w:p>
       <w:pPr>
+        <w:rPr>
+          <w:rFonts w:ascii="Calibri" w:eastAsia="Times New Roman" w:hAnsi="Calibri" w:cs="Calibri"/>
+          <w:b/>
+          <w:bCs/>
+          <w:color w:val="13294B"/>
+          <w:sz w:val="30"/>
+          <w:szCs w:val="30"/>
+        </w:rPr>
+      </w:pPr>
+      <w:bookmarkStart w:id="5" w:name="_Toc242858822"/>
+      <w:r>
+        <w:rPr>
+          <w:rFonts w:ascii="Calibri" w:eastAsia="Times New Roman" w:hAnsi="Calibri" w:cs="Calibri"/>
+        </w:rPr>
+        <w:br w:type="page"/>
+      </w:r>
+    </w:p>
+    <w:p>
+      <w:pPr>
         <w:pStyle w:val="Ttulo2"/>
         <w:rPr>
           <w:rFonts w:ascii="Calibri" w:eastAsia="Times New Roman" w:hAnsi="Calibri" w:cs="Calibri"/>
         </w:rPr>
       </w:pPr>
-      <w:bookmarkStart w:id="5" w:name="_Toc242858822"/>
-      <w:r>
-        <w:rPr>
-          <w:rFonts w:ascii="Calibri" w:eastAsia="Times New Roman" w:hAnsi="Calibri" w:cs="Calibri"/>
-        </w:rPr>
+      <w:r>
+        <w:rPr>
+          <w:rFonts w:ascii="Calibri" w:eastAsia="Times New Roman" w:hAnsi="Calibri" w:cs="Calibri"/>
+        </w:rPr>
+        <w:lastRenderedPageBreak/>
         <w:t>6. Cada persona ve lo que necesita</w:t>
       </w:r>
       <w:bookmarkEnd w:id="5"/>
@@ -7458,16 +7611,29 @@
                 <w:szCs w:val="20"/>
               </w:rPr>
             </w:pPr>
-            <w:r>
-              <w:rPr>
-                <w:rFonts w:ascii="Calibri" w:eastAsia="Times New Roman" w:hAnsi="Calibri" w:cs="Calibri"/>
-                <w:b/>
-                <w:bCs/>
-                <w:color w:val="1F2933"/>
-                <w:sz w:val="20"/>
-                <w:szCs w:val="20"/>
-              </w:rPr>
-              <w:t>Admin G1 (general)</w:t>
+            <w:proofErr w:type="spellStart"/>
+            <w:r>
+              <w:rPr>
+                <w:rFonts w:ascii="Calibri" w:eastAsia="Times New Roman" w:hAnsi="Calibri" w:cs="Calibri"/>
+                <w:b/>
+                <w:bCs/>
+                <w:color w:val="1F2933"/>
+                <w:sz w:val="20"/>
+                <w:szCs w:val="20"/>
+              </w:rPr>
+              <w:t>Admin</w:t>
+            </w:r>
+            <w:proofErr w:type="spellEnd"/>
+            <w:r>
+              <w:rPr>
+                <w:rFonts w:ascii="Calibri" w:eastAsia="Times New Roman" w:hAnsi="Calibri" w:cs="Calibri"/>
+                <w:b/>
+                <w:bCs/>
+                <w:color w:val="1F2933"/>
+                <w:sz w:val="20"/>
+                <w:szCs w:val="20"/>
+              </w:rPr>
+              <w:t xml:space="preserve"> G1 (general)</w:t>
             </w:r>
           </w:p>
         </w:tc>
@@ -7539,16 +7705,29 @@
                 <w:szCs w:val="20"/>
               </w:rPr>
             </w:pPr>
-            <w:r>
-              <w:rPr>
-                <w:rFonts w:ascii="Calibri" w:eastAsia="Times New Roman" w:hAnsi="Calibri" w:cs="Calibri"/>
-                <w:b/>
-                <w:bCs/>
-                <w:color w:val="1F2933"/>
-                <w:sz w:val="20"/>
-                <w:szCs w:val="20"/>
-              </w:rPr>
-              <w:t>Admin G2 (regional)</w:t>
+            <w:proofErr w:type="spellStart"/>
+            <w:r>
+              <w:rPr>
+                <w:rFonts w:ascii="Calibri" w:eastAsia="Times New Roman" w:hAnsi="Calibri" w:cs="Calibri"/>
+                <w:b/>
+                <w:bCs/>
+                <w:color w:val="1F2933"/>
+                <w:sz w:val="20"/>
+                <w:szCs w:val="20"/>
+              </w:rPr>
+              <w:t>Admin</w:t>
+            </w:r>
+            <w:proofErr w:type="spellEnd"/>
+            <w:r>
+              <w:rPr>
+                <w:rFonts w:ascii="Calibri" w:eastAsia="Times New Roman" w:hAnsi="Calibri" w:cs="Calibri"/>
+                <w:b/>
+                <w:bCs/>
+                <w:color w:val="1F2933"/>
+                <w:sz w:val="20"/>
+                <w:szCs w:val="20"/>
+              </w:rPr>
+              <w:t xml:space="preserve"> G2 (regional)</w:t>
             </w:r>
           </w:p>
         </w:tc>
@@ -7620,16 +7799,29 @@
                 <w:szCs w:val="20"/>
               </w:rPr>
             </w:pPr>
-            <w:r>
-              <w:rPr>
-                <w:rFonts w:ascii="Calibri" w:eastAsia="Times New Roman" w:hAnsi="Calibri" w:cs="Calibri"/>
-                <w:b/>
-                <w:bCs/>
-                <w:color w:val="1F2933"/>
-                <w:sz w:val="20"/>
-                <w:szCs w:val="20"/>
-              </w:rPr>
-              <w:t>Admin G3 (tienda)</w:t>
+            <w:proofErr w:type="spellStart"/>
+            <w:r>
+              <w:rPr>
+                <w:rFonts w:ascii="Calibri" w:eastAsia="Times New Roman" w:hAnsi="Calibri" w:cs="Calibri"/>
+                <w:b/>
+                <w:bCs/>
+                <w:color w:val="1F2933"/>
+                <w:sz w:val="20"/>
+                <w:szCs w:val="20"/>
+              </w:rPr>
+              <w:t>Admin</w:t>
+            </w:r>
+            <w:proofErr w:type="spellEnd"/>
+            <w:r>
+              <w:rPr>
+                <w:rFonts w:ascii="Calibri" w:eastAsia="Times New Roman" w:hAnsi="Calibri" w:cs="Calibri"/>
+                <w:b/>
+                <w:bCs/>
+                <w:color w:val="1F2933"/>
+                <w:sz w:val="20"/>
+                <w:szCs w:val="20"/>
+              </w:rPr>
+              <w:t xml:space="preserve"> G3 (tienda)</w:t>
             </w:r>
           </w:p>
         </w:tc>
@@ -7927,7 +8119,6 @@
         <w:rPr>
           <w:rFonts w:ascii="Calibri" w:eastAsia="Times New Roman" w:hAnsi="Calibri" w:cs="Calibri"/>
         </w:rPr>
-        <w:lastRenderedPageBreak/>
         <w:t>7. Seguridad y confiabilidad</w:t>
       </w:r>
       <w:bookmarkEnd w:id="6"/>
@@ -8034,16 +8225,7 @@
           <w:sz w:val="22"/>
           <w:szCs w:val="22"/>
         </w:rPr>
-        <w:t xml:space="preserve"> </w:t>
-      </w:r>
-      <w:r>
-        <w:rPr>
-          <w:rFonts w:ascii="Calibri" w:eastAsia="Times New Roman" w:hAnsi="Calibri" w:cs="Calibri"/>
-          <w:color w:val="1F2933"/>
-          <w:sz w:val="22"/>
-          <w:szCs w:val="22"/>
-        </w:rPr>
-        <w:t>las validaciones importantes (por ejemplo, entregar solo con el QR o no vender más de lo disponible en bodega) las aplica el servidor, no solo la pantalla.</w:t>
+        <w:t xml:space="preserve"> las validaciones importantes (por ejemplo, entregar solo con el QR o no vender más de lo disponible en bodega) las aplica el servidor, no solo la pantalla.</w:t>
       </w:r>
     </w:p>
     <w:p>
@@ -8153,6 +8335,25 @@
     </w:p>
     <w:p>
       <w:pPr>
+        <w:rPr>
+          <w:rFonts w:ascii="Calibri" w:eastAsia="Times New Roman" w:hAnsi="Calibri" w:cs="Calibri"/>
+          <w:color w:val="1F2933"/>
+          <w:sz w:val="22"/>
+          <w:szCs w:val="22"/>
+        </w:rPr>
+      </w:pPr>
+      <w:r>
+        <w:rPr>
+          <w:rFonts w:ascii="Calibri" w:eastAsia="Times New Roman" w:hAnsi="Calibri" w:cs="Calibri"/>
+          <w:color w:val="1F2933"/>
+          <w:sz w:val="22"/>
+          <w:szCs w:val="22"/>
+        </w:rPr>
+        <w:br w:type="page"/>
+      </w:r>
+    </w:p>
+    <w:p>
+      <w:pPr>
         <w:pStyle w:val="Ttulo2"/>
         <w:rPr>
           <w:rFonts w:ascii="Calibri" w:eastAsia="Times New Roman" w:hAnsi="Calibri" w:cs="Calibri"/>
@@ -8163,6 +8364,7 @@
         <w:rPr>
           <w:rFonts w:ascii="Calibri" w:eastAsia="Times New Roman" w:hAnsi="Calibri" w:cs="Calibri"/>
         </w:rPr>
+        <w:lastRenderedPageBreak/>
         <w:t>8. Beneficios para su operación</w:t>
       </w:r>
       <w:bookmarkEnd w:id="7"/>
@@ -8807,16 +9009,7 @@
           <w:sz w:val="22"/>
           <w:szCs w:val="22"/>
         </w:rPr>
-        <w:t xml:space="preserve"> </w:t>
-      </w:r>
-      <w:r>
-        <w:rPr>
-          <w:rFonts w:ascii="Calibri" w:hAnsi="Calibri" w:cs="Calibri"/>
-          <w:color w:val="1F2933"/>
-          <w:sz w:val="22"/>
-          <w:szCs w:val="22"/>
-        </w:rPr>
-        <w:t>funciona desde el navegador del celular, la tableta o la computadora. Se diseña primero para el celular, que es la herramienta de trabajo del piloto y del personal de tienda.</w:t>
+        <w:t xml:space="preserve"> funciona desde el navegador del celular, la tableta o la computadora. Se diseña primero para el celular, que es la herramienta de trabajo del piloto y del personal de tienda.</w:t>
       </w:r>
     </w:p>
     <w:p>
@@ -8882,7 +9075,47 @@
           <w:sz w:val="22"/>
           <w:szCs w:val="22"/>
         </w:rPr>
-        <w:t xml:space="preserve"> mapas en pantalla completa para ubicar puntos con el dedo, cálculo de la distancia por calle y enlaces directos a Google Maps y Waze.</w:t>
+        <w:t xml:space="preserve"> mapas en pantalla completa para ubicar puntos con el dedo, cálculo de la distancia por calle y enlaces directos a Google </w:t>
+      </w:r>
+      <w:proofErr w:type="spellStart"/>
+      <w:r>
+        <w:rPr>
+          <w:rFonts w:ascii="Calibri" w:hAnsi="Calibri" w:cs="Calibri"/>
+          <w:color w:val="1F2933"/>
+          <w:sz w:val="22"/>
+          <w:szCs w:val="22"/>
+        </w:rPr>
+        <w:t>Maps</w:t>
+      </w:r>
+      <w:proofErr w:type="spellEnd"/>
+      <w:r>
+        <w:rPr>
+          <w:rFonts w:ascii="Calibri" w:hAnsi="Calibri" w:cs="Calibri"/>
+          <w:color w:val="1F2933"/>
+          <w:sz w:val="22"/>
+          <w:szCs w:val="22"/>
+        </w:rPr>
+        <w:t xml:space="preserve"> y </w:t>
+      </w:r>
+      <w:proofErr w:type="spellStart"/>
+      <w:r>
+        <w:rPr>
+          <w:rFonts w:ascii="Calibri" w:hAnsi="Calibri" w:cs="Calibri"/>
+          <w:color w:val="1F2933"/>
+          <w:sz w:val="22"/>
+          <w:szCs w:val="22"/>
+        </w:rPr>
+        <w:t>Waze</w:t>
+      </w:r>
+      <w:proofErr w:type="spellEnd"/>
+      <w:r>
+        <w:rPr>
+          <w:rFonts w:ascii="Calibri" w:hAnsi="Calibri" w:cs="Calibri"/>
+          <w:color w:val="1F2933"/>
+          <w:sz w:val="22"/>
+          <w:szCs w:val="22"/>
+        </w:rPr>
+        <w:t>.</w:t>
       </w:r>
     </w:p>
     <w:p>
@@ -8915,16 +9148,7 @@
           <w:sz w:val="22"/>
           <w:szCs w:val="22"/>
         </w:rPr>
-        <w:t xml:space="preserve"> </w:t>
-      </w:r>
-      <w:r>
-        <w:rPr>
-          <w:rFonts w:ascii="Calibri" w:hAnsi="Calibri" w:cs="Calibri"/>
-          <w:color w:val="1F2933"/>
-          <w:sz w:val="22"/>
-          <w:szCs w:val="22"/>
-        </w:rPr>
-        <w:t>envío del QR del pedido y del enlace de ubicación al cliente con un toque.</w:t>
+        <w:t xml:space="preserve"> envío del QR del pedido y del enlace de ubicación al cliente con un toque.</w:t>
       </w:r>
     </w:p>
     <w:p>
@@ -8939,7 +9163,6 @@
         <w:rPr>
           <w:rFonts w:ascii="Calibri" w:eastAsia="Times New Roman" w:hAnsi="Calibri" w:cs="Calibri"/>
         </w:rPr>
-        <w:lastRenderedPageBreak/>
         <w:t>10. Implementación y acompañamiento</w:t>
       </w:r>
       <w:bookmarkEnd w:id="9"/>
@@ -9747,6 +9970,7 @@
         <w:rPr>
           <w:rFonts w:ascii="Calibri" w:eastAsia="Times New Roman" w:hAnsi="Calibri" w:cs="Calibri"/>
         </w:rPr>
+        <w:lastRenderedPageBreak/>
         <w:t>Planes a la medida</w:t>
       </w:r>
     </w:p>
@@ -10151,7 +10375,16 @@
                 <w:sz w:val="20"/>
                 <w:szCs w:val="20"/>
               </w:rPr>
-              <w:t>+506 6238 1665</w:t>
+              <w:t xml:space="preserve">+506 </w:t>
+            </w:r>
+            <w:r>
+              <w:rPr>
+                <w:rFonts w:ascii="Calibri" w:eastAsia="Times New Roman" w:hAnsi="Calibri" w:cs="Calibri"/>
+                <w:color w:val="1F2933"/>
+                <w:sz w:val="20"/>
+                <w:szCs w:val="20"/>
+              </w:rPr>
+              <w:t>8623 2510</w:t>
             </w:r>
           </w:p>
         </w:tc>
@@ -10183,36 +10416,146 @@
         <w:pStyle w:val="NormalWeb"/>
         <w:rPr>
           <w:rFonts w:ascii="Calibri" w:hAnsi="Calibri" w:cs="Calibri"/>
-          <w:color w:val="1F2933"/>
-          <w:sz w:val="22"/>
-          <w:szCs w:val="22"/>
-        </w:rPr>
-      </w:pPr>
-      <w:r>
-        <w:rPr>
-          <w:rFonts w:ascii="Calibri" w:hAnsi="Calibri" w:cs="Calibri"/>
           <w:b/>
           <w:bCs/>
           <w:color w:val="1F2933"/>
           <w:sz w:val="22"/>
           <w:szCs w:val="22"/>
         </w:rPr>
-        <w:lastRenderedPageBreak/>
-        <w:t>Equipo ACACHETE Logistics</w:t>
-      </w:r>
-      <w:r>
-        <w:rPr>
-          <w:rFonts w:ascii="Calibri" w:hAnsi="Calibri" w:cs="Calibri"/>
-          <w:color w:val="1F2933"/>
-          <w:sz w:val="22"/>
-          <w:szCs w:val="22"/>
-        </w:rPr>
-        <w:br/>
-        <w:t>Eficiencia · Confianza · Excelencia</w:t>
-      </w:r>
+      </w:pPr>
     </w:p>
     <w:p>
       <w:pPr>
+        <w:pStyle w:val="NormalWeb"/>
+        <w:rPr>
+          <w:rFonts w:ascii="Calibri" w:hAnsi="Calibri" w:cs="Calibri"/>
+          <w:b/>
+          <w:bCs/>
+          <w:color w:val="1F2933"/>
+          <w:sz w:val="22"/>
+          <w:szCs w:val="22"/>
+        </w:rPr>
+      </w:pPr>
+      <w:r>
+        <w:rPr>
+          <w:rFonts w:ascii="Calibri" w:hAnsi="Calibri" w:cs="Calibri"/>
+          <w:b/>
+          <w:bCs/>
+          <w:noProof/>
+          <w:color w:val="1F2933"/>
+          <w:sz w:val="22"/>
+          <w:szCs w:val="22"/>
+        </w:rPr>
+        <w:drawing>
+          <wp:anchor distT="0" distB="0" distL="114300" distR="114300" simplePos="0" relativeHeight="251658240" behindDoc="0" locked="0" layoutInCell="1" allowOverlap="1" wp14:anchorId="73531BD6" wp14:editId="658F2203">
+            <wp:simplePos x="0" y="0"/>
+            <wp:positionH relativeFrom="margin">
+              <wp:align>left</wp:align>
+            </wp:positionH>
+            <wp:positionV relativeFrom="paragraph">
+              <wp:posOffset>5080</wp:posOffset>
+            </wp:positionV>
+            <wp:extent cx="542925" cy="542925"/>
+            <wp:effectExtent l="0" t="0" r="9525" b="9525"/>
+            <wp:wrapNone/>
+            <wp:docPr id="1731591932" name="Imagen 1"/>
+            <wp:cNvGraphicFramePr>
+              <a:graphicFrameLocks xmlns:a="http://schemas.openxmlformats.org/drawingml/2006/main" noChangeAspect="1"/>
+            </wp:cNvGraphicFramePr>
+            <a:graphic xmlns:a="http://schemas.openxmlformats.org/drawingml/2006/main">
+              <a:graphicData uri="http://schemas.openxmlformats.org/drawingml/2006/picture">
+                <pic:pic xmlns:pic="http://schemas.openxmlformats.org/drawingml/2006/picture">
+                  <pic:nvPicPr>
+                    <pic:cNvPr id="1731591932" name="Imagen 1731591932"/>
+                    <pic:cNvPicPr/>
+                  </pic:nvPicPr>
+                  <pic:blipFill>
+                    <a:blip r:embed="rId8" cstate="print">
+                      <a:extLst>
+                        <a:ext uri="{28A0092B-C50C-407E-A947-70E740481C1C}">
+                          <a14:useLocalDpi xmlns:a14="http://schemas.microsoft.com/office/drawing/2010/main" val="0"/>
+                        </a:ext>
+                      </a:extLst>
+                    </a:blip>
+                    <a:stretch>
+                      <a:fillRect/>
+                    </a:stretch>
+                  </pic:blipFill>
+                  <pic:spPr>
+                    <a:xfrm>
+                      <a:off x="0" y="0"/>
+                      <a:ext cx="542925" cy="542925"/>
+                    </a:xfrm>
+                    <a:prstGeom prst="rect">
+                      <a:avLst/>
+                    </a:prstGeom>
+                  </pic:spPr>
+                </pic:pic>
+              </a:graphicData>
+            </a:graphic>
+            <wp14:sizeRelH relativeFrom="margin">
+              <wp14:pctWidth>0</wp14:pctWidth>
+            </wp14:sizeRelH>
+            <wp14:sizeRelV relativeFrom="margin">
+              <wp14:pctHeight>0</wp14:pctHeight>
+            </wp14:sizeRelV>
+          </wp:anchor>
+        </w:drawing>
+      </w:r>
+    </w:p>
+    <w:p>
+      <w:pPr>
+        <w:pStyle w:val="NormalWeb"/>
+        <w:rPr>
+          <w:rFonts w:ascii="Calibri" w:hAnsi="Calibri" w:cs="Calibri"/>
+          <w:b/>
+          <w:bCs/>
+          <w:color w:val="1F2933"/>
+          <w:sz w:val="22"/>
+          <w:szCs w:val="22"/>
+        </w:rPr>
+      </w:pPr>
+    </w:p>
+    <w:p>
+      <w:pPr>
+        <w:pStyle w:val="NormalWeb"/>
+        <w:rPr>
+          <w:rFonts w:ascii="Calibri" w:hAnsi="Calibri" w:cs="Calibri"/>
+          <w:color w:val="1F2933"/>
+          <w:sz w:val="22"/>
+          <w:szCs w:val="22"/>
+        </w:rPr>
+      </w:pPr>
+      <w:r>
+        <w:rPr>
+          <w:rFonts w:ascii="Bahnschrift SemiCondensed" w:hAnsi="Bahnschrift SemiCondensed" w:cs="Calibri"/>
+          <w:b/>
+          <w:bCs/>
+          <w:color w:val="002060"/>
+        </w:rPr>
+        <w:t>Equipo ACACHETE Logistics</w:t>
+      </w:r>
+      <w:r>
+        <w:rPr>
+          <w:rFonts w:ascii="Calibri" w:hAnsi="Calibri" w:cs="Calibri"/>
+          <w:color w:val="1F2933"/>
+          <w:sz w:val="22"/>
+          <w:szCs w:val="22"/>
+        </w:rPr>
+        <w:br/>
+      </w:r>
+      <w:r>
+        <w:rPr>
+          <w:rFonts w:ascii="Bahnschrift Light Condensed" w:hAnsi="Bahnschrift Light Condensed" w:cs="Calibri"/>
+          <w:color w:val="C45911" w:themeColor="accent2" w:themeShade="BF"/>
+          <w:sz w:val="22"/>
+          <w:szCs w:val="22"/>
+        </w:rPr>
+        <w:t>Eficiencia · Confianza · Excelencia</w:t>
+      </w:r>
+    </w:p>
+    <w:p>
+      <w:pPr>
         <w:pStyle w:val="chico"/>
         <w:spacing w:before="360" w:after="140"/>
         <w:rPr>
@@ -10227,12 +10570,12 @@
       </w:r>
     </w:p>
     <w:sectPr>
-      <w:headerReference w:type="even" r:id="rId8"/>
-      <w:headerReference w:type="default" r:id="rId9"/>
-      <w:footerReference w:type="even" r:id="rId10"/>
-      <w:footerReference w:type="default" r:id="rId11"/>
-      <w:headerReference w:type="first" r:id="rId12"/>
-      <w:footerReference w:type="first" r:id="rId13"/>
+      <w:headerReference w:type="even" r:id="rId9"/>
+      <w:headerReference w:type="default" r:id="rId10"/>
+      <w:footerReference w:type="even" r:id="rId11"/>
+      <w:footerReference w:type="default" r:id="rId12"/>
+      <w:headerReference w:type="first" r:id="rId13"/>
+      <w:footerReference w:type="first" r:id="rId14"/>
       <w:pgSz w:w="12240" w:h="15840"/>
       <w:pgMar w:top="1240" w:right="1240" w:bottom="1240" w:left="1240" w:header="708" w:footer="708" w:gutter="0"/>
       <w:cols w:space="708"/>
